--- a/rus/docx/40.content.docx
+++ b/rus/docx/40.content.docx
@@ -19,7 +19,7 @@
         <w:rPr>
           <w:lang w:val="ru_RU" w:bidi="ru_RU"/>
         </w:rPr>
-        <w:t>Resource: Заметки к учебнику - Вступления к книгам (Тиндейл)</w:t>
+        <w:t>Resource: Tyndale Open Study Notes</w:t>
       </w:r>
       <w:r>
         <w:rPr>
@@ -112,7 +112,7 @@
         <w:rPr>
           <w:lang w:val="ru_RU" w:bidi="ru_RU"/>
         </w:rPr>
-        <w:t>Заметки к учебнику - Вступления к книгам (Тиндейл)</w:t>
+        <w:t>Tyndale Open Study Notes</w:t>
       </w:r>
     </w:p>
     <w:p>

--- a/rus/docx/40.content.docx
+++ b/rus/docx/40.content.docx
@@ -19,7 +19,7 @@
         <w:rPr>
           <w:lang w:val="ru_RU" w:bidi="ru_RU"/>
         </w:rPr>
-        <w:t>Resource: Tyndale Open Study Notes</w:t>
+        <w:t>Resource: Aquifer Open Study Notes (Book Intros)</w:t>
       </w:r>
       <w:r>
         <w:rPr>
@@ -112,7 +112,7 @@
         <w:rPr>
           <w:lang w:val="ru_RU" w:bidi="ru_RU"/>
         </w:rPr>
-        <w:t>Tyndale Open Study Notes</w:t>
+        <w:t>Aquifer Open Study Notes (Book Intros)</w:t>
       </w:r>
     </w:p>
     <w:p>

--- a/rus/docx/40.content.docx
+++ b/rus/docx/40.content.docx
@@ -272,36 +272,24 @@
         </w:rPr>
         <w:t xml:space="preserve">К христианам, читающим Евангелие от Матфея, звучит призыв жить как христиане-иудеи среди иудеев, полностью преданных Торе. Послание Иакова также напоминает о христианстве, которое все еще крепко привязано к синагоге (см. </w:t>
       </w:r>
-      <w:hyperlink r:id="rId13">
-        <w:r>
-          <w:rPr>
-            <w:lang w:val="ru_RU" w:bidi="ru_RU"/>
-          </w:rPr>
-          <w:rPr>
-            <w:color w:val="0000EE"/>
-            <w:u w:val="single"/>
-          </w:rPr>
-          <w:t>Иак. 2:1–26</w:t>
-        </w:r>
-      </w:hyperlink>
+      <w:r>
+        <w:rPr>
+          <w:lang w:val="ru_RU" w:bidi="ru_RU"/>
+        </w:rPr>
+        <w:t>Иак. 2:1–26</w:t>
+      </w:r>
       <w:r>
         <w:rPr>
           <w:lang w:val="ru_RU" w:bidi="ru_RU"/>
         </w:rPr>
         <w:t xml:space="preserve">). Вот еврейское христианство, которое остается столь же твердым в своей приверженности еврейской общине, как и своему славному Господу (ср. </w:t>
       </w:r>
-      <w:hyperlink r:id="rId14">
-        <w:r>
-          <w:rPr>
-            <w:lang w:val="ru_RU" w:bidi="ru_RU"/>
-          </w:rPr>
-          <w:rPr>
-            <w:color w:val="0000EE"/>
-            <w:u w:val="single"/>
-          </w:rPr>
-          <w:t>Деян. 15:1–41</w:t>
-        </w:r>
-      </w:hyperlink>
+      <w:r>
+        <w:rPr>
+          <w:lang w:val="ru_RU" w:bidi="ru_RU"/>
+        </w:rPr>
+        <w:t>Деян. 15:1–41</w:t>
+      </w:r>
       <w:r>
         <w:rPr>
           <w:lang w:val="ru_RU" w:bidi="ru_RU"/>
@@ -347,180 +335,120 @@
         </w:rPr>
         <w:t>Матфей рассказывает об Иисусе с момента Его рождения и до Его смерти и воскресения. В детстве Иисус сталкивается с целым рядом потенциальных опасностей (</w:t>
       </w:r>
-      <w:hyperlink r:id="rId15">
-        <w:r>
-          <w:rPr>
-            <w:lang w:val="ru_RU" w:bidi="ru_RU"/>
-          </w:rPr>
-          <w:rPr>
-            <w:color w:val="0000EE"/>
-            <w:u w:val="single"/>
-          </w:rPr>
-          <w:t>гл. 2</w:t>
-        </w:r>
-      </w:hyperlink>
+      <w:r>
+        <w:rPr>
+          <w:lang w:val="ru_RU" w:bidi="ru_RU"/>
+        </w:rPr>
+        <w:t>гл. 2</w:t>
+      </w:r>
       <w:r>
         <w:rPr>
           <w:lang w:val="ru_RU" w:bidi="ru_RU"/>
         </w:rPr>
         <w:t>). Став взрослым, Иисус начинает очень короткое служение, провозглашая Божью праведность (</w:t>
       </w:r>
-      <w:hyperlink r:id="rId16">
-        <w:r>
-          <w:rPr>
-            <w:lang w:val="ru_RU" w:bidi="ru_RU"/>
-          </w:rPr>
-          <w:rPr>
-            <w:color w:val="0000EE"/>
-            <w:u w:val="single"/>
-          </w:rPr>
-          <w:t>гл. 5–7</w:t>
-        </w:r>
-      </w:hyperlink>
+      <w:r>
+        <w:rPr>
+          <w:lang w:val="ru_RU" w:bidi="ru_RU"/>
+        </w:rPr>
+        <w:t>гл. 5–7</w:t>
+      </w:r>
       <w:r>
         <w:rPr>
           <w:lang w:val="ru_RU" w:bidi="ru_RU"/>
         </w:rPr>
         <w:t>) и совершая удивительные чудеса (</w:t>
       </w:r>
-      <w:hyperlink r:id="rId17">
-        <w:r>
-          <w:rPr>
-            <w:lang w:val="ru_RU" w:bidi="ru_RU"/>
-          </w:rPr>
-          <w:rPr>
-            <w:color w:val="0000EE"/>
-            <w:u w:val="single"/>
-          </w:rPr>
-          <w:t>8:1–9:34</w:t>
-        </w:r>
-      </w:hyperlink>
+      <w:r>
+        <w:rPr>
+          <w:lang w:val="ru_RU" w:bidi="ru_RU"/>
+        </w:rPr>
+        <w:t>8:1–9:34</w:t>
+      </w:r>
       <w:r>
         <w:rPr>
           <w:lang w:val="ru_RU" w:bidi="ru_RU"/>
         </w:rPr>
         <w:t>); Он расширяет Свою деятельность, посылая на служение двенадцать апостолов (</w:t>
       </w:r>
-      <w:hyperlink r:id="rId18">
-        <w:r>
-          <w:rPr>
-            <w:lang w:val="ru_RU" w:bidi="ru_RU"/>
-          </w:rPr>
-          <w:rPr>
-            <w:color w:val="0000EE"/>
-            <w:u w:val="single"/>
-          </w:rPr>
-          <w:t>9:35–11:1</w:t>
-        </w:r>
-      </w:hyperlink>
+      <w:r>
+        <w:rPr>
+          <w:lang w:val="ru_RU" w:bidi="ru_RU"/>
+        </w:rPr>
+        <w:t>9:35–11:1</w:t>
+      </w:r>
       <w:r>
         <w:rPr>
           <w:lang w:val="ru_RU" w:bidi="ru_RU"/>
         </w:rPr>
         <w:t>). Однако большая часть опыта Иисуса – это полное отвержение со стороны галилейских и иудейских евреев (</w:t>
       </w:r>
-      <w:hyperlink r:id="rId19">
-        <w:r>
-          <w:rPr>
-            <w:lang w:val="ru_RU" w:bidi="ru_RU"/>
-          </w:rPr>
-          <w:rPr>
-            <w:color w:val="0000EE"/>
-            <w:u w:val="single"/>
-          </w:rPr>
-          <w:t>чл. 11–17</w:t>
-        </w:r>
-      </w:hyperlink>
+      <w:r>
+        <w:rPr>
+          <w:lang w:val="ru_RU" w:bidi="ru_RU"/>
+        </w:rPr>
+        <w:t>чл. 11–17</w:t>
+      </w:r>
       <w:r>
         <w:rPr>
           <w:lang w:val="ru_RU" w:bidi="ru_RU"/>
         </w:rPr>
         <w:t>). Он противостоит иудейским лидерам в храме во время Своей последней недели (</w:t>
       </w:r>
-      <w:hyperlink r:id="rId20">
-        <w:r>
-          <w:rPr>
-            <w:lang w:val="ru_RU" w:bidi="ru_RU"/>
-          </w:rPr>
-          <w:rPr>
-            <w:color w:val="0000EE"/>
-            <w:u w:val="single"/>
-          </w:rPr>
-          <w:t>гл. 21–22</w:t>
-        </w:r>
-      </w:hyperlink>
+      <w:r>
+        <w:rPr>
+          <w:lang w:val="ru_RU" w:bidi="ru_RU"/>
+        </w:rPr>
+        <w:t>гл. 21–22</w:t>
+      </w:r>
       <w:r>
         <w:rPr>
           <w:lang w:val="ru_RU" w:bidi="ru_RU"/>
         </w:rPr>
         <w:t>), объявляет последнюю серию бедствий против лидеров, уводящих людей с истинного пути (</w:t>
       </w:r>
-      <w:hyperlink r:id="rId21">
-        <w:r>
-          <w:rPr>
-            <w:lang w:val="ru_RU" w:bidi="ru_RU"/>
-          </w:rPr>
-          <w:rPr>
-            <w:color w:val="0000EE"/>
-            <w:u w:val="single"/>
-          </w:rPr>
-          <w:t>гл. 23</w:t>
-        </w:r>
-      </w:hyperlink>
+      <w:r>
+        <w:rPr>
+          <w:lang w:val="ru_RU" w:bidi="ru_RU"/>
+        </w:rPr>
+        <w:t>гл. 23</w:t>
+      </w:r>
       <w:r>
         <w:rPr>
           <w:lang w:val="ru_RU" w:bidi="ru_RU"/>
         </w:rPr>
         <w:t>) и предсказывает, что Бог осудит и разрушит Иерусалим (</w:t>
       </w:r>
-      <w:hyperlink r:id="rId22">
-        <w:r>
-          <w:rPr>
-            <w:lang w:val="ru_RU" w:bidi="ru_RU"/>
-          </w:rPr>
-          <w:rPr>
-            <w:color w:val="0000EE"/>
-            <w:u w:val="single"/>
-          </w:rPr>
-          <w:t>гл. 24–25</w:t>
-        </w:r>
-      </w:hyperlink>
+      <w:r>
+        <w:rPr>
+          <w:lang w:val="ru_RU" w:bidi="ru_RU"/>
+        </w:rPr>
+        <w:t>гл. 24–25</w:t>
+      </w:r>
       <w:r>
         <w:rPr>
           <w:lang w:val="ru_RU" w:bidi="ru_RU"/>
         </w:rPr>
         <w:t>). Иисуса схватили, судили и казнили, распяв на кресте (</w:t>
       </w:r>
-      <w:hyperlink r:id="rId23">
-        <w:r>
-          <w:rPr>
-            <w:lang w:val="ru_RU" w:bidi="ru_RU"/>
-          </w:rPr>
-          <w:rPr>
-            <w:color w:val="0000EE"/>
-            <w:u w:val="single"/>
-          </w:rPr>
-          <w:t>гл. 26–27</w:t>
-        </w:r>
-      </w:hyperlink>
+      <w:r>
+        <w:rPr>
+          <w:lang w:val="ru_RU" w:bidi="ru_RU"/>
+        </w:rPr>
+        <w:t>гл. 26–27</w:t>
+      </w:r>
       <w:r>
         <w:rPr>
           <w:lang w:val="ru_RU" w:bidi="ru_RU"/>
         </w:rPr>
         <w:t>), за противостояние иудейским лидерам и их представлениям о том, как люди должны поклоняться и жить. Затем Иисус оправдывается Своим воскресением и дает Великое поручение Своим ученикам – сделать учениками все народы (</w:t>
       </w:r>
-      <w:hyperlink r:id="rId24">
-        <w:r>
-          <w:rPr>
-            <w:lang w:val="ru_RU" w:bidi="ru_RU"/>
-          </w:rPr>
-          <w:rPr>
-            <w:color w:val="0000EE"/>
-            <w:u w:val="single"/>
-          </w:rPr>
-          <w:t>гл. 28</w:t>
-        </w:r>
-      </w:hyperlink>
+      <w:r>
+        <w:rPr>
+          <w:lang w:val="ru_RU" w:bidi="ru_RU"/>
+        </w:rPr>
+        <w:t>гл. 28</w:t>
+      </w:r>
       <w:r>
         <w:rPr>
           <w:lang w:val="ru_RU" w:bidi="ru_RU"/>
@@ -541,270 +469,180 @@
         </w:rPr>
         <w:t>Матфей формирует свое Евангелие двумя способами. Во-первых, после вступления (</w:t>
       </w:r>
-      <w:hyperlink r:id="rId25">
-        <w:r>
-          <w:rPr>
-            <w:lang w:val="ru_RU" w:bidi="ru_RU"/>
-          </w:rPr>
-          <w:rPr>
-            <w:color w:val="0000EE"/>
-            <w:u w:val="single"/>
-          </w:rPr>
-          <w:t>гл. 1–4</w:t>
-        </w:r>
-      </w:hyperlink>
+      <w:r>
+        <w:rPr>
+          <w:lang w:val="ru_RU" w:bidi="ru_RU"/>
+        </w:rPr>
+        <w:t>гл. 1–4</w:t>
+      </w:r>
       <w:r>
         <w:rPr>
           <w:lang w:val="ru_RU" w:bidi="ru_RU"/>
         </w:rPr>
         <w:t xml:space="preserve">) Матфей чередует учение Иисуса с историей Его жизни. Таким образом, мы имеем обсуждение и учение в </w:t>
       </w:r>
-      <w:hyperlink r:id="rId16">
-        <w:r>
-          <w:rPr>
-            <w:lang w:val="ru_RU" w:bidi="ru_RU"/>
-          </w:rPr>
-          <w:rPr>
-            <w:color w:val="0000EE"/>
-            <w:u w:val="single"/>
-          </w:rPr>
-          <w:t>гл. 5–7</w:t>
-        </w:r>
-      </w:hyperlink>
+      <w:r>
+        <w:rPr>
+          <w:lang w:val="ru_RU" w:bidi="ru_RU"/>
+        </w:rPr>
+        <w:t>гл. 5–7</w:t>
+      </w:r>
       <w:r>
         <w:rPr>
           <w:lang w:val="ru_RU" w:bidi="ru_RU"/>
         </w:rPr>
         <w:t xml:space="preserve">; </w:t>
       </w:r>
-      <w:hyperlink r:id="rId26">
-        <w:r>
-          <w:rPr>
-            <w:lang w:val="ru_RU" w:bidi="ru_RU"/>
-          </w:rPr>
-          <w:rPr>
-            <w:color w:val="0000EE"/>
-            <w:u w:val="single"/>
-          </w:rPr>
-          <w:t>10</w:t>
-        </w:r>
-      </w:hyperlink>
+      <w:r>
+        <w:rPr>
+          <w:lang w:val="ru_RU" w:bidi="ru_RU"/>
+        </w:rPr>
+        <w:t>10</w:t>
+      </w:r>
       <w:r>
         <w:rPr>
           <w:lang w:val="ru_RU" w:bidi="ru_RU"/>
         </w:rPr>
         <w:t xml:space="preserve">, </w:t>
       </w:r>
-      <w:hyperlink r:id="rId27">
-        <w:r>
-          <w:rPr>
-            <w:lang w:val="ru_RU" w:bidi="ru_RU"/>
-          </w:rPr>
-          <w:rPr>
-            <w:color w:val="0000EE"/>
-            <w:u w:val="single"/>
-          </w:rPr>
-          <w:t>13</w:t>
-        </w:r>
-      </w:hyperlink>
+      <w:r>
+        <w:rPr>
+          <w:lang w:val="ru_RU" w:bidi="ru_RU"/>
+        </w:rPr>
+        <w:t>13</w:t>
+      </w:r>
       <w:r>
         <w:rPr>
           <w:lang w:val="ru_RU" w:bidi="ru_RU"/>
         </w:rPr>
         <w:t xml:space="preserve">, </w:t>
       </w:r>
-      <w:hyperlink r:id="rId28">
-        <w:r>
-          <w:rPr>
-            <w:lang w:val="ru_RU" w:bidi="ru_RU"/>
-          </w:rPr>
-          <w:rPr>
-            <w:color w:val="0000EE"/>
-            <w:u w:val="single"/>
-          </w:rPr>
-          <w:t>18</w:t>
-        </w:r>
-      </w:hyperlink>
+      <w:r>
+        <w:rPr>
+          <w:lang w:val="ru_RU" w:bidi="ru_RU"/>
+        </w:rPr>
+        <w:t>18</w:t>
+      </w:r>
       <w:r>
         <w:rPr>
           <w:lang w:val="ru_RU" w:bidi="ru_RU"/>
         </w:rPr>
         <w:t xml:space="preserve">, </w:t>
       </w:r>
-      <w:hyperlink r:id="rId29">
-        <w:r>
-          <w:rPr>
-            <w:lang w:val="ru_RU" w:bidi="ru_RU"/>
-          </w:rPr>
-          <w:rPr>
-            <w:color w:val="0000EE"/>
-            <w:u w:val="single"/>
-          </w:rPr>
-          <w:t>23–25</w:t>
-        </w:r>
-      </w:hyperlink>
+      <w:r>
+        <w:rPr>
+          <w:lang w:val="ru_RU" w:bidi="ru_RU"/>
+        </w:rPr>
+        <w:t>23–25</w:t>
+      </w:r>
       <w:r>
         <w:rPr>
           <w:lang w:val="ru_RU" w:bidi="ru_RU"/>
         </w:rPr>
         <w:t xml:space="preserve">; а об истории Его жизни записано в </w:t>
       </w:r>
-      <w:hyperlink r:id="rId30">
-        <w:r>
-          <w:rPr>
-            <w:lang w:val="ru_RU" w:bidi="ru_RU"/>
-          </w:rPr>
-          <w:rPr>
-            <w:color w:val="0000EE"/>
-            <w:u w:val="single"/>
-          </w:rPr>
-          <w:t xml:space="preserve">гл. 8–9 </w:t>
-        </w:r>
-      </w:hyperlink>
+      <w:r>
+        <w:rPr>
+          <w:lang w:val="ru_RU" w:bidi="ru_RU"/>
+        </w:rPr>
+        <w:t xml:space="preserve">гл. 8–9 </w:t>
+      </w:r>
       <w:r>
         <w:rPr>
           <w:lang w:val="ru_RU" w:bidi="ru_RU"/>
         </w:rPr>
         <w:t xml:space="preserve">; </w:t>
       </w:r>
-      <w:hyperlink r:id="rId31">
-        <w:r>
-          <w:rPr>
-            <w:lang w:val="ru_RU" w:bidi="ru_RU"/>
-          </w:rPr>
-          <w:rPr>
-            <w:color w:val="0000EE"/>
-            <w:u w:val="single"/>
-          </w:rPr>
-          <w:t>11–12</w:t>
-        </w:r>
-      </w:hyperlink>
+      <w:r>
+        <w:rPr>
+          <w:lang w:val="ru_RU" w:bidi="ru_RU"/>
+        </w:rPr>
+        <w:t>11–12</w:t>
+      </w:r>
       <w:r>
         <w:rPr>
           <w:lang w:val="ru_RU" w:bidi="ru_RU"/>
         </w:rPr>
         <w:t xml:space="preserve">; </w:t>
       </w:r>
-      <w:hyperlink r:id="rId32">
-        <w:r>
-          <w:rPr>
-            <w:lang w:val="ru_RU" w:bidi="ru_RU"/>
-          </w:rPr>
-          <w:rPr>
-            <w:color w:val="0000EE"/>
-            <w:u w:val="single"/>
-          </w:rPr>
-          <w:t>14–17</w:t>
-        </w:r>
-      </w:hyperlink>
+      <w:r>
+        <w:rPr>
+          <w:lang w:val="ru_RU" w:bidi="ru_RU"/>
+        </w:rPr>
+        <w:t>14–17</w:t>
+      </w:r>
       <w:r>
         <w:rPr>
           <w:lang w:val="ru_RU" w:bidi="ru_RU"/>
         </w:rPr>
         <w:t xml:space="preserve">; </w:t>
       </w:r>
-      <w:hyperlink r:id="rId33">
-        <w:r>
-          <w:rPr>
-            <w:lang w:val="ru_RU" w:bidi="ru_RU"/>
-          </w:rPr>
-          <w:rPr>
-            <w:color w:val="0000EE"/>
-            <w:u w:val="single"/>
-          </w:rPr>
-          <w:t>19–22</w:t>
-        </w:r>
-      </w:hyperlink>
+      <w:r>
+        <w:rPr>
+          <w:lang w:val="ru_RU" w:bidi="ru_RU"/>
+        </w:rPr>
+        <w:t>19–22</w:t>
+      </w:r>
       <w:r>
         <w:rPr>
           <w:lang w:val="ru_RU" w:bidi="ru_RU"/>
         </w:rPr>
         <w:t xml:space="preserve">, </w:t>
       </w:r>
-      <w:hyperlink r:id="rId34">
-        <w:r>
-          <w:rPr>
-            <w:lang w:val="ru_RU" w:bidi="ru_RU"/>
-          </w:rPr>
-          <w:rPr>
-            <w:color w:val="0000EE"/>
-            <w:u w:val="single"/>
-          </w:rPr>
-          <w:t>26–28</w:t>
-        </w:r>
-      </w:hyperlink>
+      <w:r>
+        <w:rPr>
+          <w:lang w:val="ru_RU" w:bidi="ru_RU"/>
+        </w:rPr>
+        <w:t>26–28</w:t>
+      </w:r>
       <w:r>
         <w:rPr>
           <w:lang w:val="ru_RU" w:bidi="ru_RU"/>
         </w:rPr>
         <w:t>. Во-вторых, Матфей повествует о том, как Иисус проповедовал Израилю Божью весть о наступлении Его Царства в последние дни (</w:t>
       </w:r>
-      <w:hyperlink r:id="rId35">
-        <w:r>
-          <w:rPr>
-            <w:lang w:val="ru_RU" w:bidi="ru_RU"/>
-          </w:rPr>
-          <w:rPr>
-            <w:color w:val="0000EE"/>
-            <w:u w:val="single"/>
-          </w:rPr>
-          <w:t>4:12–11:1</w:t>
-        </w:r>
-      </w:hyperlink>
+      <w:r>
+        <w:rPr>
+          <w:lang w:val="ru_RU" w:bidi="ru_RU"/>
+        </w:rPr>
+        <w:t>4:12–11:1</w:t>
+      </w:r>
       <w:r>
         <w:rPr>
           <w:lang w:val="ru_RU" w:bidi="ru_RU"/>
         </w:rPr>
         <w:t xml:space="preserve">; см. </w:t>
       </w:r>
-      <w:hyperlink r:id="rId36">
-        <w:r>
-          <w:rPr>
-            <w:lang w:val="ru_RU" w:bidi="ru_RU"/>
-          </w:rPr>
-          <w:rPr>
-            <w:color w:val="0000EE"/>
-            <w:u w:val="single"/>
-          </w:rPr>
-          <w:t>4:17</w:t>
-        </w:r>
-      </w:hyperlink>
+      <w:r>
+        <w:rPr>
+          <w:lang w:val="ru_RU" w:bidi="ru_RU"/>
+        </w:rPr>
+        <w:t>4:17</w:t>
+      </w:r>
       <w:r>
         <w:rPr>
           <w:lang w:val="ru_RU" w:bidi="ru_RU"/>
         </w:rPr>
         <w:t>), затем последовала реакция, вызванная этим посланием у разных людей (</w:t>
       </w:r>
-      <w:hyperlink r:id="rId37">
-        <w:r>
-          <w:rPr>
-            <w:lang w:val="ru_RU" w:bidi="ru_RU"/>
-          </w:rPr>
-          <w:rPr>
-            <w:color w:val="0000EE"/>
-            <w:u w:val="single"/>
-          </w:rPr>
-          <w:t>11:2–20:34</w:t>
-        </w:r>
-      </w:hyperlink>
+      <w:r>
+        <w:rPr>
+          <w:lang w:val="ru_RU" w:bidi="ru_RU"/>
+        </w:rPr>
+        <w:t>11:2–20:34</w:t>
+      </w:r>
       <w:r>
         <w:rPr>
           <w:lang w:val="ru_RU" w:bidi="ru_RU"/>
         </w:rPr>
         <w:t>). Дальше Матфей рассказывает о смерти и воскресении Иисуса Христа (</w:t>
       </w:r>
-      <w:hyperlink r:id="rId38">
-        <w:r>
-          <w:rPr>
-            <w:lang w:val="ru_RU" w:bidi="ru_RU"/>
-          </w:rPr>
-          <w:rPr>
-            <w:color w:val="0000EE"/>
-            <w:u w:val="single"/>
-          </w:rPr>
-          <w:t>гл. 21–28</w:t>
-        </w:r>
-      </w:hyperlink>
+      <w:r>
+        <w:rPr>
+          <w:lang w:val="ru_RU" w:bidi="ru_RU"/>
+        </w:rPr>
+        <w:t>гл. 21–28</w:t>
+      </w:r>
       <w:r>
         <w:rPr>
           <w:lang w:val="ru_RU" w:bidi="ru_RU"/>
@@ -836,108 +674,72 @@
         </w:rPr>
         <w:t>Матфей был сборщиком налогов, с которым Иисус подружился и призвал его к жизни в справедливости и послушании (</w:t>
       </w:r>
-      <w:hyperlink r:id="rId39">
-        <w:r>
-          <w:rPr>
-            <w:lang w:val="ru_RU" w:bidi="ru_RU"/>
-          </w:rPr>
-          <w:rPr>
-            <w:color w:val="0000EE"/>
-            <w:u w:val="single"/>
-          </w:rPr>
-          <w:t>9:9</w:t>
-        </w:r>
-      </w:hyperlink>
+      <w:r>
+        <w:rPr>
+          <w:lang w:val="ru_RU" w:bidi="ru_RU"/>
+        </w:rPr>
+        <w:t>9:9</w:t>
+      </w:r>
       <w:r>
         <w:rPr>
           <w:lang w:val="ru_RU" w:bidi="ru_RU"/>
         </w:rPr>
         <w:t>). Матфей пригласил многих друзей провести вечер с Иисусом (</w:t>
       </w:r>
-      <w:hyperlink r:id="rId40">
-        <w:r>
-          <w:rPr>
-            <w:lang w:val="ru_RU" w:bidi="ru_RU"/>
-          </w:rPr>
-          <w:rPr>
-            <w:color w:val="0000EE"/>
-            <w:u w:val="single"/>
-          </w:rPr>
-          <w:t>9:10–13</w:t>
-        </w:r>
-      </w:hyperlink>
+      <w:r>
+        <w:rPr>
+          <w:lang w:val="ru_RU" w:bidi="ru_RU"/>
+        </w:rPr>
+        <w:t>9:10–13</w:t>
+      </w:r>
       <w:r>
         <w:rPr>
           <w:lang w:val="ru_RU" w:bidi="ru_RU"/>
         </w:rPr>
         <w:t>). В итоге он стал одним из двенадцати апостолов (</w:t>
       </w:r>
-      <w:hyperlink r:id="rId41">
-        <w:r>
-          <w:rPr>
-            <w:lang w:val="ru_RU" w:bidi="ru_RU"/>
-          </w:rPr>
-          <w:rPr>
-            <w:color w:val="0000EE"/>
-            <w:u w:val="single"/>
-          </w:rPr>
-          <w:t>10:2–4</w:t>
-        </w:r>
-      </w:hyperlink>
+      <w:r>
+        <w:rPr>
+          <w:lang w:val="ru_RU" w:bidi="ru_RU"/>
+        </w:rPr>
+        <w:t>10:2–4</w:t>
+      </w:r>
       <w:r>
         <w:rPr>
           <w:lang w:val="ru_RU" w:bidi="ru_RU"/>
         </w:rPr>
         <w:t xml:space="preserve">; см. также </w:t>
       </w:r>
-      <w:hyperlink r:id="rId42">
-        <w:r>
-          <w:rPr>
-            <w:lang w:val="ru_RU" w:bidi="ru_RU"/>
-          </w:rPr>
-          <w:rPr>
-            <w:color w:val="0000EE"/>
-            <w:u w:val="single"/>
-          </w:rPr>
-          <w:t>Мк. 3:16–19</w:t>
-        </w:r>
-      </w:hyperlink>
+      <w:r>
+        <w:rPr>
+          <w:lang w:val="ru_RU" w:bidi="ru_RU"/>
+        </w:rPr>
+        <w:t>Мк. 3:16–19</w:t>
+      </w:r>
       <w:r>
         <w:rPr>
           <w:lang w:val="ru_RU" w:bidi="ru_RU"/>
         </w:rPr>
         <w:t xml:space="preserve">; </w:t>
       </w:r>
-      <w:hyperlink r:id="rId43">
-        <w:r>
-          <w:rPr>
-            <w:lang w:val="ru_RU" w:bidi="ru_RU"/>
-          </w:rPr>
-          <w:rPr>
-            <w:color w:val="0000EE"/>
-            <w:u w:val="single"/>
-          </w:rPr>
-          <w:t>Лк. 6:13–16</w:t>
-        </w:r>
-      </w:hyperlink>
+      <w:r>
+        <w:rPr>
+          <w:lang w:val="ru_RU" w:bidi="ru_RU"/>
+        </w:rPr>
+        <w:t>Лк. 6:13–16</w:t>
+      </w:r>
       <w:r>
         <w:rPr>
           <w:lang w:val="ru_RU" w:bidi="ru_RU"/>
         </w:rPr>
         <w:t xml:space="preserve">; </w:t>
       </w:r>
-      <w:hyperlink r:id="rId44">
-        <w:r>
-          <w:rPr>
-            <w:lang w:val="ru_RU" w:bidi="ru_RU"/>
-          </w:rPr>
-          <w:rPr>
-            <w:color w:val="0000EE"/>
-            <w:u w:val="single"/>
-          </w:rPr>
-          <w:t>Деян. 1:13</w:t>
-        </w:r>
-      </w:hyperlink>
+      <w:r>
+        <w:rPr>
+          <w:lang w:val="ru_RU" w:bidi="ru_RU"/>
+        </w:rPr>
+        <w:t>Деян. 1:13</w:t>
+      </w:r>
       <w:r>
         <w:rPr>
           <w:lang w:val="ru_RU" w:bidi="ru_RU"/>
@@ -1010,324 +812,216 @@
         </w:rPr>
         <w:t xml:space="preserve">В отличие от посланий Павла или Откровения Иоанна, о контекстах Евангелий следует судить по комментариям и акцентам в самих книгах (см. </w:t>
       </w:r>
-      <w:hyperlink r:id="rId45">
-        <w:r>
-          <w:rPr>
-            <w:lang w:val="ru_RU" w:bidi="ru_RU"/>
-          </w:rPr>
-          <w:rPr>
-            <w:color w:val="0000EE"/>
-            <w:u w:val="single"/>
-          </w:rPr>
-          <w:t>24:15</w:t>
-        </w:r>
-      </w:hyperlink>
+      <w:r>
+        <w:rPr>
+          <w:lang w:val="ru_RU" w:bidi="ru_RU"/>
+        </w:rPr>
+        <w:t>24:15</w:t>
+      </w:r>
       <w:r>
         <w:rPr>
           <w:lang w:val="ru_RU" w:bidi="ru_RU"/>
         </w:rPr>
         <w:t xml:space="preserve">; </w:t>
       </w:r>
-      <w:hyperlink r:id="rId46">
-        <w:r>
-          <w:rPr>
-            <w:lang w:val="ru_RU" w:bidi="ru_RU"/>
-          </w:rPr>
-          <w:rPr>
-            <w:color w:val="0000EE"/>
-            <w:u w:val="single"/>
-          </w:rPr>
-          <w:t>27:46</w:t>
-        </w:r>
-      </w:hyperlink>
+      <w:r>
+        <w:rPr>
+          <w:lang w:val="ru_RU" w:bidi="ru_RU"/>
+        </w:rPr>
+        <w:t>27:46</w:t>
+      </w:r>
       <w:r>
         <w:rPr>
           <w:lang w:val="ru_RU" w:bidi="ru_RU"/>
         </w:rPr>
         <w:t xml:space="preserve">; </w:t>
       </w:r>
-      <w:hyperlink r:id="rId47">
-        <w:r>
-          <w:rPr>
-            <w:lang w:val="ru_RU" w:bidi="ru_RU"/>
-          </w:rPr>
-          <w:rPr>
-            <w:color w:val="0000EE"/>
-            <w:u w:val="single"/>
-          </w:rPr>
-          <w:t>28:15</w:t>
-        </w:r>
-      </w:hyperlink>
+      <w:r>
+        <w:rPr>
+          <w:lang w:val="ru_RU" w:bidi="ru_RU"/>
+        </w:rPr>
+        <w:t>28:15</w:t>
+      </w:r>
       <w:r>
         <w:rPr>
           <w:lang w:val="ru_RU" w:bidi="ru_RU"/>
         </w:rPr>
         <w:t>), поскольку прямые доказательства отсутствуют. Судя по всему, Евангелие от Матфея было написано в то время, когда христиане и иудеи обсуждали такие вопросы, как соблюдение закона (</w:t>
       </w:r>
-      <w:hyperlink r:id="rId48">
-        <w:r>
-          <w:rPr>
-            <w:lang w:val="ru_RU" w:bidi="ru_RU"/>
-          </w:rPr>
-          <w:rPr>
-            <w:color w:val="0000EE"/>
-            <w:u w:val="single"/>
-          </w:rPr>
-          <w:t>5:17–48</w:t>
-        </w:r>
-      </w:hyperlink>
+      <w:r>
+        <w:rPr>
+          <w:lang w:val="ru_RU" w:bidi="ru_RU"/>
+        </w:rPr>
+        <w:t>5:17–48</w:t>
+      </w:r>
       <w:r>
         <w:rPr>
           <w:lang w:val="ru_RU" w:bidi="ru_RU"/>
         </w:rPr>
         <w:t xml:space="preserve">; </w:t>
       </w:r>
-      <w:hyperlink r:id="rId49">
-        <w:r>
-          <w:rPr>
-            <w:lang w:val="ru_RU" w:bidi="ru_RU"/>
-          </w:rPr>
-          <w:rPr>
-            <w:color w:val="0000EE"/>
-            <w:u w:val="single"/>
-          </w:rPr>
-          <w:t>15:1–20</w:t>
-        </w:r>
-      </w:hyperlink>
+      <w:r>
+        <w:rPr>
+          <w:lang w:val="ru_RU" w:bidi="ru_RU"/>
+        </w:rPr>
+        <w:t>15:1–20</w:t>
+      </w:r>
       <w:r>
         <w:rPr>
           <w:lang w:val="ru_RU" w:bidi="ru_RU"/>
         </w:rPr>
         <w:t>), кто такой Мессия (</w:t>
       </w:r>
-      <w:hyperlink r:id="rId50">
-        <w:r>
-          <w:rPr>
-            <w:lang w:val="ru_RU" w:bidi="ru_RU"/>
-          </w:rPr>
-          <w:rPr>
-            <w:color w:val="0000EE"/>
-            <w:u w:val="single"/>
-          </w:rPr>
-          <w:t>гл. 1–2</w:t>
-        </w:r>
-      </w:hyperlink>
+      <w:r>
+        <w:rPr>
+          <w:lang w:val="ru_RU" w:bidi="ru_RU"/>
+        </w:rPr>
+        <w:t>гл. 1–2</w:t>
+      </w:r>
       <w:r>
         <w:rPr>
           <w:lang w:val="ru_RU" w:bidi="ru_RU"/>
         </w:rPr>
         <w:t xml:space="preserve">), кто есть истинный народ Божий (Израиль или Церковь; </w:t>
       </w:r>
-      <w:hyperlink r:id="rId51">
-        <w:r>
-          <w:rPr>
-            <w:lang w:val="ru_RU" w:bidi="ru_RU"/>
-          </w:rPr>
-          <w:rPr>
-            <w:color w:val="0000EE"/>
-            <w:u w:val="single"/>
-          </w:rPr>
-          <w:t>21:33–46</w:t>
-        </w:r>
-      </w:hyperlink>
+      <w:r>
+        <w:rPr>
+          <w:lang w:val="ru_RU" w:bidi="ru_RU"/>
+        </w:rPr>
+        <w:t>21:33–46</w:t>
+      </w:r>
       <w:r>
         <w:rPr>
           <w:lang w:val="ru_RU" w:bidi="ru_RU"/>
         </w:rPr>
         <w:t>), кто является законными лидерами Божьего народа (</w:t>
       </w:r>
-      <w:hyperlink r:id="rId52">
-        <w:r>
-          <w:rPr>
-            <w:lang w:val="ru_RU" w:bidi="ru_RU"/>
-          </w:rPr>
-          <w:rPr>
-            <w:color w:val="0000EE"/>
-            <w:u w:val="single"/>
-          </w:rPr>
-          <w:t>4:18–22</w:t>
-        </w:r>
-      </w:hyperlink>
+      <w:r>
+        <w:rPr>
+          <w:lang w:val="ru_RU" w:bidi="ru_RU"/>
+        </w:rPr>
+        <w:t>4:18–22</w:t>
+      </w:r>
       <w:r>
         <w:rPr>
           <w:lang w:val="ru_RU" w:bidi="ru_RU"/>
         </w:rPr>
         <w:t xml:space="preserve">; </w:t>
       </w:r>
-      <w:hyperlink r:id="rId41">
-        <w:r>
-          <w:rPr>
-            <w:lang w:val="ru_RU" w:bidi="ru_RU"/>
-          </w:rPr>
-          <w:rPr>
-            <w:color w:val="0000EE"/>
-            <w:u w:val="single"/>
-          </w:rPr>
-          <w:t>10:2–4</w:t>
-        </w:r>
-      </w:hyperlink>
+      <w:r>
+        <w:rPr>
+          <w:lang w:val="ru_RU" w:bidi="ru_RU"/>
+        </w:rPr>
+        <w:t>10:2–4</w:t>
+      </w:r>
       <w:r>
         <w:rPr>
           <w:lang w:val="ru_RU" w:bidi="ru_RU"/>
         </w:rPr>
         <w:t xml:space="preserve">; </w:t>
       </w:r>
-      <w:hyperlink r:id="rId53">
-        <w:r>
-          <w:rPr>
-            <w:lang w:val="ru_RU" w:bidi="ru_RU"/>
-          </w:rPr>
-          <w:rPr>
-            <w:color w:val="0000EE"/>
-            <w:u w:val="single"/>
-          </w:rPr>
-          <w:t>21:43</w:t>
-        </w:r>
-      </w:hyperlink>
+      <w:r>
+        <w:rPr>
+          <w:lang w:val="ru_RU" w:bidi="ru_RU"/>
+        </w:rPr>
+        <w:t>21:43</w:t>
+      </w:r>
       <w:r>
         <w:rPr>
           <w:lang w:val="ru_RU" w:bidi="ru_RU"/>
         </w:rPr>
         <w:t xml:space="preserve">; </w:t>
       </w:r>
-      <w:hyperlink r:id="rId54">
-        <w:r>
-          <w:rPr>
-            <w:lang w:val="ru_RU" w:bidi="ru_RU"/>
-          </w:rPr>
-          <w:rPr>
-            <w:color w:val="0000EE"/>
-            <w:u w:val="single"/>
-          </w:rPr>
-          <w:t>23:1–36</w:t>
-        </w:r>
-      </w:hyperlink>
+      <w:r>
+        <w:rPr>
+          <w:lang w:val="ru_RU" w:bidi="ru_RU"/>
+        </w:rPr>
+        <w:t>23:1–36</w:t>
+      </w:r>
       <w:r>
         <w:rPr>
           <w:lang w:val="ru_RU" w:bidi="ru_RU"/>
         </w:rPr>
         <w:t xml:space="preserve">; </w:t>
       </w:r>
-      <w:hyperlink r:id="rId55">
-        <w:r>
-          <w:rPr>
-            <w:lang w:val="ru_RU" w:bidi="ru_RU"/>
-          </w:rPr>
-          <w:rPr>
-            <w:color w:val="0000EE"/>
-            <w:u w:val="single"/>
-          </w:rPr>
-          <w:t>28:16–20</w:t>
-        </w:r>
-      </w:hyperlink>
+      <w:r>
+        <w:rPr>
+          <w:lang w:val="ru_RU" w:bidi="ru_RU"/>
+        </w:rPr>
+        <w:t>28:16–20</w:t>
+      </w:r>
       <w:r>
         <w:rPr>
           <w:lang w:val="ru_RU" w:bidi="ru_RU"/>
         </w:rPr>
         <w:t>), и как язычники связаны с Церковью и Израилем (</w:t>
       </w:r>
-      <w:hyperlink r:id="rId56">
-        <w:r>
-          <w:rPr>
-            <w:lang w:val="ru_RU" w:bidi="ru_RU"/>
-          </w:rPr>
-          <w:rPr>
-            <w:color w:val="0000EE"/>
-            <w:u w:val="single"/>
-          </w:rPr>
-          <w:t>2:1–12</w:t>
-        </w:r>
-      </w:hyperlink>
+      <w:r>
+        <w:rPr>
+          <w:lang w:val="ru_RU" w:bidi="ru_RU"/>
+        </w:rPr>
+        <w:t>2:1–12</w:t>
+      </w:r>
       <w:r>
         <w:rPr>
           <w:lang w:val="ru_RU" w:bidi="ru_RU"/>
         </w:rPr>
         <w:t xml:space="preserve">; </w:t>
       </w:r>
-      <w:hyperlink r:id="rId57">
-        <w:r>
-          <w:rPr>
-            <w:lang w:val="ru_RU" w:bidi="ru_RU"/>
-          </w:rPr>
-          <w:rPr>
-            <w:color w:val="0000EE"/>
-            <w:u w:val="single"/>
-          </w:rPr>
-          <w:t>3:7–10</w:t>
-        </w:r>
-      </w:hyperlink>
+      <w:r>
+        <w:rPr>
+          <w:lang w:val="ru_RU" w:bidi="ru_RU"/>
+        </w:rPr>
+        <w:t>3:7–10</w:t>
+      </w:r>
       <w:r>
         <w:rPr>
           <w:lang w:val="ru_RU" w:bidi="ru_RU"/>
         </w:rPr>
         <w:t xml:space="preserve">; </w:t>
       </w:r>
-      <w:hyperlink r:id="rId58">
-        <w:r>
-          <w:rPr>
-            <w:lang w:val="ru_RU" w:bidi="ru_RU"/>
-          </w:rPr>
-          <w:rPr>
-            <w:color w:val="0000EE"/>
-            <w:u w:val="single"/>
-          </w:rPr>
-          <w:t>4:12–16</w:t>
-        </w:r>
-      </w:hyperlink>
+      <w:r>
+        <w:rPr>
+          <w:lang w:val="ru_RU" w:bidi="ru_RU"/>
+        </w:rPr>
+        <w:t>4:12–16</w:t>
+      </w:r>
       <w:r>
         <w:rPr>
           <w:lang w:val="ru_RU" w:bidi="ru_RU"/>
         </w:rPr>
         <w:t xml:space="preserve">; </w:t>
       </w:r>
-      <w:hyperlink r:id="rId59">
-        <w:r>
-          <w:rPr>
-            <w:lang w:val="ru_RU" w:bidi="ru_RU"/>
-          </w:rPr>
-          <w:rPr>
-            <w:color w:val="0000EE"/>
-            <w:u w:val="single"/>
-          </w:rPr>
-          <w:t>8:5–13</w:t>
-        </w:r>
-      </w:hyperlink>
+      <w:r>
+        <w:rPr>
+          <w:lang w:val="ru_RU" w:bidi="ru_RU"/>
+        </w:rPr>
+        <w:t>8:5–13</w:t>
+      </w:r>
       <w:r>
         <w:rPr>
           <w:lang w:val="ru_RU" w:bidi="ru_RU"/>
         </w:rPr>
         <w:t xml:space="preserve">; </w:t>
       </w:r>
-      <w:hyperlink r:id="rId60">
-        <w:r>
-          <w:rPr>
-            <w:lang w:val="ru_RU" w:bidi="ru_RU"/>
-          </w:rPr>
-          <w:rPr>
-            <w:color w:val="0000EE"/>
-            <w:u w:val="single"/>
-          </w:rPr>
-          <w:t>15:21–28</w:t>
-        </w:r>
-      </w:hyperlink>
+      <w:r>
+        <w:rPr>
+          <w:lang w:val="ru_RU" w:bidi="ru_RU"/>
+        </w:rPr>
+        <w:t>15:21–28</w:t>
+      </w:r>
       <w:r>
         <w:rPr>
           <w:lang w:val="ru_RU" w:bidi="ru_RU"/>
         </w:rPr>
         <w:t xml:space="preserve">; </w:t>
       </w:r>
-      <w:hyperlink r:id="rId55">
-        <w:r>
-          <w:rPr>
-            <w:lang w:val="ru_RU" w:bidi="ru_RU"/>
-          </w:rPr>
-          <w:rPr>
-            <w:color w:val="0000EE"/>
-            <w:u w:val="single"/>
-          </w:rPr>
-          <w:t>28:16–20</w:t>
-        </w:r>
-      </w:hyperlink>
+      <w:r>
+        <w:rPr>
+          <w:lang w:val="ru_RU" w:bidi="ru_RU"/>
+        </w:rPr>
+        <w:t>28:16–20</w:t>
+      </w:r>
       <w:r>
         <w:rPr>
           <w:lang w:val="ru_RU" w:bidi="ru_RU"/>
@@ -1348,180 +1042,120 @@
         </w:rPr>
         <w:t xml:space="preserve">Существуют серьезные споры о том, исходило ли Евангелие от Матфея от общины, которая все еще находилась внутри иудаизма, или от той, которая уже вышла за его пределы. Другими словами, отделилась ли христианская община Матфея от иудаизма или она все еще была частью иудаизма? Или же Матфей писал для широкой аудитории, а не для конкретной общины? Раннее христианство было разнообразным; некоторые христианские лидеры, такие как Иаков, поддерживали отношения с иудейскими общинами. При обсуждении этого вопроса богословы рассматривают следующие тексты: </w:t>
       </w:r>
-      <w:hyperlink r:id="rId56">
-        <w:r>
-          <w:rPr>
-            <w:lang w:val="ru_RU" w:bidi="ru_RU"/>
-          </w:rPr>
-          <w:rPr>
-            <w:color w:val="0000EE"/>
-            <w:u w:val="single"/>
-          </w:rPr>
-          <w:t>2:1–12</w:t>
-        </w:r>
-      </w:hyperlink>
+      <w:r>
+        <w:rPr>
+          <w:lang w:val="ru_RU" w:bidi="ru_RU"/>
+        </w:rPr>
+        <w:t>2:1–12</w:t>
+      </w:r>
       <w:r>
         <w:rPr>
           <w:lang w:val="ru_RU" w:bidi="ru_RU"/>
         </w:rPr>
         <w:t xml:space="preserve">; </w:t>
       </w:r>
-      <w:hyperlink r:id="rId58">
-        <w:r>
-          <w:rPr>
-            <w:lang w:val="ru_RU" w:bidi="ru_RU"/>
-          </w:rPr>
-          <w:rPr>
-            <w:color w:val="0000EE"/>
-            <w:u w:val="single"/>
-          </w:rPr>
-          <w:t>4:12–16</w:t>
-        </w:r>
-      </w:hyperlink>
+      <w:r>
+        <w:rPr>
+          <w:lang w:val="ru_RU" w:bidi="ru_RU"/>
+        </w:rPr>
+        <w:t>4:12–16</w:t>
+      </w:r>
       <w:r>
         <w:rPr>
           <w:lang w:val="ru_RU" w:bidi="ru_RU"/>
         </w:rPr>
         <w:t xml:space="preserve">; </w:t>
       </w:r>
-      <w:hyperlink r:id="rId59">
-        <w:r>
-          <w:rPr>
-            <w:lang w:val="ru_RU" w:bidi="ru_RU"/>
-          </w:rPr>
-          <w:rPr>
-            <w:color w:val="0000EE"/>
-            <w:u w:val="single"/>
-          </w:rPr>
-          <w:t>8:5–13</w:t>
-        </w:r>
-      </w:hyperlink>
+      <w:r>
+        <w:rPr>
+          <w:lang w:val="ru_RU" w:bidi="ru_RU"/>
+        </w:rPr>
+        <w:t>8:5–13</w:t>
+      </w:r>
       <w:r>
         <w:rPr>
           <w:lang w:val="ru_RU" w:bidi="ru_RU"/>
         </w:rPr>
         <w:t xml:space="preserve">; </w:t>
       </w:r>
-      <w:hyperlink r:id="rId61">
-        <w:r>
-          <w:rPr>
-            <w:lang w:val="ru_RU" w:bidi="ru_RU"/>
-          </w:rPr>
-          <w:rPr>
-            <w:color w:val="0000EE"/>
-            <w:u w:val="single"/>
-          </w:rPr>
-          <w:t>10:5–6</w:t>
-        </w:r>
-      </w:hyperlink>
+      <w:r>
+        <w:rPr>
+          <w:lang w:val="ru_RU" w:bidi="ru_RU"/>
+        </w:rPr>
+        <w:t>10:5–6</w:t>
+      </w:r>
       <w:r>
         <w:rPr>
           <w:lang w:val="ru_RU" w:bidi="ru_RU"/>
         </w:rPr>
         <w:t xml:space="preserve">; </w:t>
       </w:r>
-      <w:hyperlink r:id="rId60">
-        <w:r>
-          <w:rPr>
-            <w:lang w:val="ru_RU" w:bidi="ru_RU"/>
-          </w:rPr>
-          <w:rPr>
-            <w:color w:val="0000EE"/>
-            <w:u w:val="single"/>
-          </w:rPr>
-          <w:t>15:21–28</w:t>
-        </w:r>
-      </w:hyperlink>
+      <w:r>
+        <w:rPr>
+          <w:lang w:val="ru_RU" w:bidi="ru_RU"/>
+        </w:rPr>
+        <w:t>15:21–28</w:t>
+      </w:r>
       <w:r>
         <w:rPr>
           <w:lang w:val="ru_RU" w:bidi="ru_RU"/>
         </w:rPr>
         <w:t xml:space="preserve">; </w:t>
       </w:r>
-      <w:hyperlink r:id="rId62">
-        <w:r>
-          <w:rPr>
-            <w:lang w:val="ru_RU" w:bidi="ru_RU"/>
-          </w:rPr>
-          <w:rPr>
-            <w:color w:val="0000EE"/>
-            <w:u w:val="single"/>
-          </w:rPr>
-          <w:t>17:24–27</w:t>
-        </w:r>
-      </w:hyperlink>
+      <w:r>
+        <w:rPr>
+          <w:lang w:val="ru_RU" w:bidi="ru_RU"/>
+        </w:rPr>
+        <w:t>17:24–27</w:t>
+      </w:r>
       <w:r>
         <w:rPr>
           <w:lang w:val="ru_RU" w:bidi="ru_RU"/>
         </w:rPr>
         <w:t xml:space="preserve">; </w:t>
       </w:r>
-      <w:hyperlink r:id="rId63">
-        <w:r>
-          <w:rPr>
-            <w:lang w:val="ru_RU" w:bidi="ru_RU"/>
-          </w:rPr>
-          <w:rPr>
-            <w:color w:val="0000EE"/>
-            <w:u w:val="single"/>
-          </w:rPr>
-          <w:t>19:28</w:t>
-        </w:r>
-      </w:hyperlink>
+      <w:r>
+        <w:rPr>
+          <w:lang w:val="ru_RU" w:bidi="ru_RU"/>
+        </w:rPr>
+        <w:t>19:28</w:t>
+      </w:r>
       <w:r>
         <w:rPr>
           <w:lang w:val="ru_RU" w:bidi="ru_RU"/>
         </w:rPr>
         <w:t xml:space="preserve">; </w:t>
       </w:r>
-      <w:hyperlink r:id="rId53">
-        <w:r>
-          <w:rPr>
-            <w:lang w:val="ru_RU" w:bidi="ru_RU"/>
-          </w:rPr>
-          <w:rPr>
-            <w:color w:val="0000EE"/>
-            <w:u w:val="single"/>
-          </w:rPr>
-          <w:t>21:43</w:t>
-        </w:r>
-      </w:hyperlink>
+      <w:r>
+        <w:rPr>
+          <w:lang w:val="ru_RU" w:bidi="ru_RU"/>
+        </w:rPr>
+        <w:t>21:43</w:t>
+      </w:r>
       <w:r>
         <w:rPr>
           <w:lang w:val="ru_RU" w:bidi="ru_RU"/>
         </w:rPr>
         <w:t xml:space="preserve">; </w:t>
       </w:r>
-      <w:hyperlink r:id="rId64">
-        <w:r>
-          <w:rPr>
-            <w:lang w:val="ru_RU" w:bidi="ru_RU"/>
-          </w:rPr>
-          <w:rPr>
-            <w:color w:val="0000EE"/>
-            <w:u w:val="single"/>
-          </w:rPr>
-          <w:t>22:7</w:t>
-        </w:r>
-      </w:hyperlink>
+      <w:r>
+        <w:rPr>
+          <w:lang w:val="ru_RU" w:bidi="ru_RU"/>
+        </w:rPr>
+        <w:t>22:7</w:t>
+      </w:r>
       <w:r>
         <w:rPr>
           <w:lang w:val="ru_RU" w:bidi="ru_RU"/>
         </w:rPr>
         <w:t xml:space="preserve">; </w:t>
       </w:r>
-      <w:hyperlink r:id="rId21">
-        <w:r>
-          <w:rPr>
-            <w:lang w:val="ru_RU" w:bidi="ru_RU"/>
-          </w:rPr>
-          <w:rPr>
-            <w:color w:val="0000EE"/>
-            <w:u w:val="single"/>
-          </w:rPr>
-          <w:t>23:1–39</w:t>
-        </w:r>
-      </w:hyperlink>
+      <w:r>
+        <w:rPr>
+          <w:lang w:val="ru_RU" w:bidi="ru_RU"/>
+        </w:rPr>
+        <w:t>23:1–39</w:t>
+      </w:r>
       <w:r>
         <w:rPr>
           <w:lang w:val="ru_RU" w:bidi="ru_RU"/>
@@ -1592,18 +1226,12 @@
         </w:rPr>
         <w:t>Некоторые люди действительно следуют за Иисусом. Следуя наставлениям Иисуса, эти ученики будут евангелизировать римский мир и создавать общину (церковь), в которую войдут как иудеи, так и язычники. Однако в целом Израиль отказывается следовать за Мессией, и Иисус предупреждает, что их постигнет Божий суд (</w:t>
       </w:r>
-      <w:hyperlink r:id="rId29">
-        <w:r>
-          <w:rPr>
-            <w:lang w:val="ru_RU" w:bidi="ru_RU"/>
-          </w:rPr>
-          <w:rPr>
-            <w:color w:val="0000EE"/>
-            <w:u w:val="single"/>
-          </w:rPr>
-          <w:t>гл. 23–25</w:t>
-        </w:r>
-      </w:hyperlink>
+      <w:r>
+        <w:rPr>
+          <w:lang w:val="ru_RU" w:bidi="ru_RU"/>
+        </w:rPr>
+        <w:t>гл. 23–25</w:t>
+      </w:r>
       <w:r>
         <w:rPr>
           <w:lang w:val="ru_RU" w:bidi="ru_RU"/>
@@ -1638,162 +1266,108 @@
         </w:rPr>
         <w:t>Мессия (Христос). Матфей подчеркивает, что Иисус – Мессия (Христос) (</w:t>
       </w:r>
-      <w:hyperlink r:id="rId65">
-        <w:r>
-          <w:rPr>
-            <w:lang w:val="ru_RU" w:bidi="ru_RU"/>
-          </w:rPr>
-          <w:rPr>
-            <w:color w:val="0000EE"/>
-            <w:u w:val="single"/>
-          </w:rPr>
-          <w:t>1:1</w:t>
-        </w:r>
-      </w:hyperlink>
+      <w:r>
+        <w:rPr>
+          <w:lang w:val="ru_RU" w:bidi="ru_RU"/>
+        </w:rPr>
+        <w:t>1:1</w:t>
+      </w:r>
       <w:r>
         <w:rPr>
           <w:lang w:val="ru_RU" w:bidi="ru_RU"/>
         </w:rPr>
         <w:t xml:space="preserve">, </w:t>
       </w:r>
-      <w:hyperlink r:id="rId66">
-        <w:r>
-          <w:rPr>
-            <w:lang w:val="ru_RU" w:bidi="ru_RU"/>
-          </w:rPr>
-          <w:rPr>
-            <w:color w:val="0000EE"/>
-            <w:u w:val="single"/>
-          </w:rPr>
-          <w:t>16–18</w:t>
-        </w:r>
-      </w:hyperlink>
+      <w:r>
+        <w:rPr>
+          <w:lang w:val="ru_RU" w:bidi="ru_RU"/>
+        </w:rPr>
+        <w:t>16–18</w:t>
+      </w:r>
       <w:r>
         <w:rPr>
           <w:lang w:val="ru_RU" w:bidi="ru_RU"/>
         </w:rPr>
         <w:t xml:space="preserve">; </w:t>
       </w:r>
-      <w:hyperlink r:id="rId67">
-        <w:r>
-          <w:rPr>
-            <w:lang w:val="ru_RU" w:bidi="ru_RU"/>
-          </w:rPr>
-          <w:rPr>
-            <w:color w:val="0000EE"/>
-            <w:u w:val="single"/>
-          </w:rPr>
-          <w:t>11:2–3</w:t>
-        </w:r>
-      </w:hyperlink>
+      <w:r>
+        <w:rPr>
+          <w:lang w:val="ru_RU" w:bidi="ru_RU"/>
+        </w:rPr>
+        <w:t>11:2–3</w:t>
+      </w:r>
       <w:r>
         <w:rPr>
           <w:lang w:val="ru_RU" w:bidi="ru_RU"/>
         </w:rPr>
         <w:t xml:space="preserve">; </w:t>
       </w:r>
-      <w:hyperlink r:id="rId68">
-        <w:r>
-          <w:rPr>
-            <w:lang w:val="ru_RU" w:bidi="ru_RU"/>
-          </w:rPr>
-          <w:rPr>
-            <w:color w:val="0000EE"/>
-            <w:u w:val="single"/>
-          </w:rPr>
-          <w:t>16:16</w:t>
-        </w:r>
-      </w:hyperlink>
+      <w:r>
+        <w:rPr>
+          <w:lang w:val="ru_RU" w:bidi="ru_RU"/>
+        </w:rPr>
+        <w:t>16:16</w:t>
+      </w:r>
       <w:r>
         <w:rPr>
           <w:lang w:val="ru_RU" w:bidi="ru_RU"/>
         </w:rPr>
         <w:t xml:space="preserve">, </w:t>
       </w:r>
-      <w:hyperlink r:id="rId69">
-        <w:r>
-          <w:rPr>
-            <w:lang w:val="ru_RU" w:bidi="ru_RU"/>
-          </w:rPr>
-          <w:rPr>
-            <w:color w:val="0000EE"/>
-            <w:u w:val="single"/>
-          </w:rPr>
-          <w:t>20</w:t>
-        </w:r>
-      </w:hyperlink>
+      <w:r>
+        <w:rPr>
+          <w:lang w:val="ru_RU" w:bidi="ru_RU"/>
+        </w:rPr>
+        <w:t>20</w:t>
+      </w:r>
       <w:r>
         <w:rPr>
           <w:lang w:val="ru_RU" w:bidi="ru_RU"/>
         </w:rPr>
         <w:t xml:space="preserve">; </w:t>
       </w:r>
-      <w:hyperlink r:id="rId70">
-        <w:r>
-          <w:rPr>
-            <w:lang w:val="ru_RU" w:bidi="ru_RU"/>
-          </w:rPr>
-          <w:rPr>
-            <w:color w:val="0000EE"/>
-            <w:u w:val="single"/>
-          </w:rPr>
-          <w:t>23:10</w:t>
-        </w:r>
-      </w:hyperlink>
+      <w:r>
+        <w:rPr>
+          <w:lang w:val="ru_RU" w:bidi="ru_RU"/>
+        </w:rPr>
+        <w:t>23:10</w:t>
+      </w:r>
       <w:r>
         <w:rPr>
           <w:lang w:val="ru_RU" w:bidi="ru_RU"/>
         </w:rPr>
         <w:t>). Он сосредотачивается на Иисусе как на исполнителе ветхозаветных ожиданий, хотя и не так, как ожидали Его современники-евреи. Для Матфея Иисус – Сын Божий, родившийся от Девы Марии, чтобы принести спасение Своему народу (</w:t>
       </w:r>
-      <w:hyperlink r:id="rId71">
-        <w:r>
-          <w:rPr>
-            <w:lang w:val="ru_RU" w:bidi="ru_RU"/>
-          </w:rPr>
-          <w:rPr>
-            <w:color w:val="0000EE"/>
-            <w:u w:val="single"/>
-          </w:rPr>
-          <w:t>1:21</w:t>
-        </w:r>
-      </w:hyperlink>
+      <w:r>
+        <w:rPr>
+          <w:lang w:val="ru_RU" w:bidi="ru_RU"/>
+        </w:rPr>
+        <w:t>1:21</w:t>
+      </w:r>
       <w:r>
         <w:rPr>
           <w:lang w:val="ru_RU" w:bidi="ru_RU"/>
         </w:rPr>
         <w:t>). Одним словом, Иисус – это «Еммануил, что значит: с нами Бог» (</w:t>
       </w:r>
-      <w:hyperlink r:id="rId72">
-        <w:r>
-          <w:rPr>
-            <w:lang w:val="ru_RU" w:bidi="ru_RU"/>
-          </w:rPr>
-          <w:rPr>
-            <w:color w:val="0000EE"/>
-            <w:u w:val="single"/>
-          </w:rPr>
-          <w:t>1:23</w:t>
-        </w:r>
-      </w:hyperlink>
+      <w:r>
+        <w:rPr>
+          <w:lang w:val="ru_RU" w:bidi="ru_RU"/>
+        </w:rPr>
+        <w:t>1:23</w:t>
+      </w:r>
       <w:r>
         <w:rPr>
           <w:lang w:val="ru_RU" w:bidi="ru_RU"/>
         </w:rPr>
         <w:t xml:space="preserve">; </w:t>
       </w:r>
-      <w:hyperlink r:id="rId73">
-        <w:r>
-          <w:rPr>
-            <w:lang w:val="ru_RU" w:bidi="ru_RU"/>
-          </w:rPr>
-          <w:rPr>
-            <w:color w:val="0000EE"/>
-            <w:u w:val="single"/>
-          </w:rPr>
-          <w:t>28:20</w:t>
-        </w:r>
-      </w:hyperlink>
+      <w:r>
+        <w:rPr>
+          <w:lang w:val="ru_RU" w:bidi="ru_RU"/>
+        </w:rPr>
+        <w:t>28:20</w:t>
+      </w:r>
       <w:r>
         <w:rPr>
           <w:lang w:val="ru_RU" w:bidi="ru_RU"/>
@@ -1814,288 +1388,192 @@
         </w:rPr>
         <w:t>Царство Небесное. Тридцать раз использованное Матфеем выражение «Царство Небесное» для евреев тождественно словам «Царство Божье». Матфей использует этот термин, чтобы вызвать в памяти (1) невидимое, но настоящее правление Бога на земле через спасительную работу Иисуса Мессии; (2) исполнение ветхозаветных обетований (</w:t>
       </w:r>
-      <w:hyperlink r:id="rId36">
-        <w:r>
-          <w:rPr>
-            <w:lang w:val="ru_RU" w:bidi="ru_RU"/>
-          </w:rPr>
-          <w:rPr>
-            <w:color w:val="0000EE"/>
-            <w:u w:val="single"/>
-          </w:rPr>
-          <w:t>4:17</w:t>
-        </w:r>
-      </w:hyperlink>
+      <w:r>
+        <w:rPr>
+          <w:lang w:val="ru_RU" w:bidi="ru_RU"/>
+        </w:rPr>
+        <w:t>4:17</w:t>
+      </w:r>
       <w:r>
         <w:rPr>
           <w:lang w:val="ru_RU" w:bidi="ru_RU"/>
         </w:rPr>
         <w:t xml:space="preserve">; </w:t>
       </w:r>
-      <w:hyperlink r:id="rId74">
-        <w:r>
-          <w:rPr>
-            <w:lang w:val="ru_RU" w:bidi="ru_RU"/>
-          </w:rPr>
-          <w:rPr>
-            <w:color w:val="0000EE"/>
-            <w:u w:val="single"/>
-          </w:rPr>
-          <w:t>11:11–15</w:t>
-        </w:r>
-      </w:hyperlink>
+      <w:r>
+        <w:rPr>
+          <w:lang w:val="ru_RU" w:bidi="ru_RU"/>
+        </w:rPr>
+        <w:t>11:11–15</w:t>
+      </w:r>
       <w:r>
         <w:rPr>
           <w:lang w:val="ru_RU" w:bidi="ru_RU"/>
         </w:rPr>
         <w:t>); (3) Божий труд спасения, часто совершаемый через тихие и скромные средства (</w:t>
       </w:r>
-      <w:hyperlink r:id="rId75">
-        <w:r>
-          <w:rPr>
-            <w:lang w:val="ru_RU" w:bidi="ru_RU"/>
-          </w:rPr>
-          <w:rPr>
-            <w:color w:val="0000EE"/>
-            <w:u w:val="single"/>
-          </w:rPr>
-          <w:t>11:25</w:t>
-        </w:r>
-      </w:hyperlink>
+      <w:r>
+        <w:rPr>
+          <w:lang w:val="ru_RU" w:bidi="ru_RU"/>
+        </w:rPr>
+        <w:t>11:25</w:t>
+      </w:r>
       <w:r>
         <w:rPr>
           <w:lang w:val="ru_RU" w:bidi="ru_RU"/>
         </w:rPr>
         <w:t xml:space="preserve">; </w:t>
       </w:r>
-      <w:hyperlink r:id="rId76">
-        <w:r>
-          <w:rPr>
-            <w:lang w:val="ru_RU" w:bidi="ru_RU"/>
-          </w:rPr>
-          <w:rPr>
-            <w:color w:val="0000EE"/>
-            <w:u w:val="single"/>
-          </w:rPr>
-          <w:t>13:24–30</w:t>
-        </w:r>
-      </w:hyperlink>
+      <w:r>
+        <w:rPr>
+          <w:lang w:val="ru_RU" w:bidi="ru_RU"/>
+        </w:rPr>
+        <w:t>13:24–30</w:t>
+      </w:r>
       <w:r>
         <w:rPr>
           <w:lang w:val="ru_RU" w:bidi="ru_RU"/>
         </w:rPr>
         <w:t xml:space="preserve">, </w:t>
       </w:r>
-      <w:hyperlink r:id="rId77">
-        <w:r>
-          <w:rPr>
-            <w:lang w:val="ru_RU" w:bidi="ru_RU"/>
-          </w:rPr>
-          <w:rPr>
-            <w:color w:val="0000EE"/>
-            <w:u w:val="single"/>
-          </w:rPr>
-          <w:t>36–43</w:t>
-        </w:r>
-      </w:hyperlink>
+      <w:r>
+        <w:rPr>
+          <w:lang w:val="ru_RU" w:bidi="ru_RU"/>
+        </w:rPr>
+        <w:t>36–43</w:t>
+      </w:r>
       <w:r>
         <w:rPr>
           <w:lang w:val="ru_RU" w:bidi="ru_RU"/>
         </w:rPr>
         <w:t>); (4) силу и могущество Божьего действия (</w:t>
       </w:r>
-      <w:hyperlink r:id="rId78">
-        <w:r>
-          <w:rPr>
-            <w:lang w:val="ru_RU" w:bidi="ru_RU"/>
-          </w:rPr>
-          <w:rPr>
-            <w:color w:val="0000EE"/>
-            <w:u w:val="single"/>
-          </w:rPr>
-          <w:t>11:2–6</w:t>
-        </w:r>
-      </w:hyperlink>
+      <w:r>
+        <w:rPr>
+          <w:lang w:val="ru_RU" w:bidi="ru_RU"/>
+        </w:rPr>
+        <w:t>11:2–6</w:t>
+      </w:r>
       <w:r>
         <w:rPr>
           <w:lang w:val="ru_RU" w:bidi="ru_RU"/>
         </w:rPr>
         <w:t xml:space="preserve">, </w:t>
       </w:r>
-      <w:hyperlink r:id="rId79">
-        <w:r>
-          <w:rPr>
-            <w:lang w:val="ru_RU" w:bidi="ru_RU"/>
-          </w:rPr>
-          <w:rPr>
-            <w:color w:val="0000EE"/>
-            <w:u w:val="single"/>
-          </w:rPr>
-          <w:t>12–13</w:t>
-        </w:r>
-      </w:hyperlink>
+      <w:r>
+        <w:rPr>
+          <w:lang w:val="ru_RU" w:bidi="ru_RU"/>
+        </w:rPr>
+        <w:t>12–13</w:t>
+      </w:r>
       <w:r>
         <w:rPr>
           <w:lang w:val="ru_RU" w:bidi="ru_RU"/>
         </w:rPr>
         <w:t xml:space="preserve">; </w:t>
       </w:r>
-      <w:hyperlink r:id="rId80">
-        <w:r>
-          <w:rPr>
-            <w:lang w:val="ru_RU" w:bidi="ru_RU"/>
-          </w:rPr>
-          <w:rPr>
-            <w:color w:val="0000EE"/>
-            <w:u w:val="single"/>
-          </w:rPr>
-          <w:t>12:28</w:t>
-        </w:r>
-      </w:hyperlink>
+      <w:r>
+        <w:rPr>
+          <w:lang w:val="ru_RU" w:bidi="ru_RU"/>
+        </w:rPr>
+        <w:t>12:28</w:t>
+      </w:r>
       <w:r>
         <w:rPr>
           <w:lang w:val="ru_RU" w:bidi="ru_RU"/>
         </w:rPr>
         <w:t>); (5) приход Царства за один «род» (</w:t>
       </w:r>
-      <w:hyperlink r:id="rId81">
-        <w:r>
-          <w:rPr>
-            <w:lang w:val="ru_RU" w:bidi="ru_RU"/>
-          </w:rPr>
-          <w:rPr>
-            <w:color w:val="0000EE"/>
-            <w:u w:val="single"/>
-          </w:rPr>
-          <w:t>10:23</w:t>
-        </w:r>
-      </w:hyperlink>
+      <w:r>
+        <w:rPr>
+          <w:lang w:val="ru_RU" w:bidi="ru_RU"/>
+        </w:rPr>
+        <w:t>10:23</w:t>
+      </w:r>
       <w:r>
         <w:rPr>
           <w:lang w:val="ru_RU" w:bidi="ru_RU"/>
         </w:rPr>
         <w:t xml:space="preserve">; </w:t>
       </w:r>
-      <w:hyperlink r:id="rId82">
-        <w:r>
-          <w:rPr>
-            <w:lang w:val="ru_RU" w:bidi="ru_RU"/>
-          </w:rPr>
-          <w:rPr>
-            <w:color w:val="0000EE"/>
-            <w:u w:val="single"/>
-          </w:rPr>
-          <w:t>16:28</w:t>
-        </w:r>
-      </w:hyperlink>
+      <w:r>
+        <w:rPr>
+          <w:lang w:val="ru_RU" w:bidi="ru_RU"/>
+        </w:rPr>
+        <w:t>16:28</w:t>
+      </w:r>
       <w:r>
         <w:rPr>
           <w:lang w:val="ru_RU" w:bidi="ru_RU"/>
         </w:rPr>
         <w:t xml:space="preserve">; </w:t>
       </w:r>
-      <w:hyperlink r:id="rId83">
-        <w:r>
-          <w:rPr>
-            <w:lang w:val="ru_RU" w:bidi="ru_RU"/>
-          </w:rPr>
-          <w:rPr>
-            <w:color w:val="0000EE"/>
-            <w:u w:val="single"/>
-          </w:rPr>
-          <w:t>24:34</w:t>
-        </w:r>
-      </w:hyperlink>
+      <w:r>
+        <w:rPr>
+          <w:lang w:val="ru_RU" w:bidi="ru_RU"/>
+        </w:rPr>
+        <w:t>24:34</w:t>
+      </w:r>
       <w:r>
         <w:rPr>
           <w:lang w:val="ru_RU" w:bidi="ru_RU"/>
         </w:rPr>
         <w:t>); (6) последний суд Божий (</w:t>
       </w:r>
-      <w:hyperlink r:id="rId84">
-        <w:r>
-          <w:rPr>
-            <w:lang w:val="ru_RU" w:bidi="ru_RU"/>
-          </w:rPr>
-          <w:rPr>
-            <w:color w:val="0000EE"/>
-            <w:u w:val="single"/>
-          </w:rPr>
-          <w:t>25:31–46</w:t>
-        </w:r>
-      </w:hyperlink>
+      <w:r>
+        <w:rPr>
+          <w:lang w:val="ru_RU" w:bidi="ru_RU"/>
+        </w:rPr>
+        <w:t>25:31–46</w:t>
+      </w:r>
       <w:r>
         <w:rPr>
           <w:lang w:val="ru_RU" w:bidi="ru_RU"/>
         </w:rPr>
         <w:t>); и (7) совершенное общение всех святых Божьих с Отцом (</w:t>
       </w:r>
-      <w:hyperlink r:id="rId85">
-        <w:r>
-          <w:rPr>
-            <w:lang w:val="ru_RU" w:bidi="ru_RU"/>
-          </w:rPr>
-          <w:rPr>
-            <w:color w:val="0000EE"/>
-            <w:u w:val="single"/>
-          </w:rPr>
-          <w:t>8:11–12</w:t>
-        </w:r>
-      </w:hyperlink>
+      <w:r>
+        <w:rPr>
+          <w:lang w:val="ru_RU" w:bidi="ru_RU"/>
+        </w:rPr>
+        <w:t>8:11–12</w:t>
+      </w:r>
       <w:r>
         <w:rPr>
           <w:lang w:val="ru_RU" w:bidi="ru_RU"/>
         </w:rPr>
         <w:t xml:space="preserve">; </w:t>
       </w:r>
-      <w:hyperlink r:id="rId86">
-        <w:r>
-          <w:rPr>
-            <w:lang w:val="ru_RU" w:bidi="ru_RU"/>
-          </w:rPr>
-          <w:rPr>
-            <w:color w:val="0000EE"/>
-            <w:u w:val="single"/>
-          </w:rPr>
-          <w:t>13:43</w:t>
-        </w:r>
-      </w:hyperlink>
+      <w:r>
+        <w:rPr>
+          <w:lang w:val="ru_RU" w:bidi="ru_RU"/>
+        </w:rPr>
+        <w:t>13:43</w:t>
+      </w:r>
       <w:r>
         <w:rPr>
           <w:lang w:val="ru_RU" w:bidi="ru_RU"/>
         </w:rPr>
         <w:t xml:space="preserve">; </w:t>
       </w:r>
-      <w:hyperlink r:id="rId87">
-        <w:r>
-          <w:rPr>
-            <w:lang w:val="ru_RU" w:bidi="ru_RU"/>
-          </w:rPr>
-          <w:rPr>
-            <w:color w:val="0000EE"/>
-            <w:u w:val="single"/>
-          </w:rPr>
-          <w:t>22:1–14</w:t>
-        </w:r>
-      </w:hyperlink>
+      <w:r>
+        <w:rPr>
+          <w:lang w:val="ru_RU" w:bidi="ru_RU"/>
+        </w:rPr>
+        <w:t>22:1–14</w:t>
+      </w:r>
       <w:r>
         <w:rPr>
           <w:lang w:val="ru_RU" w:bidi="ru_RU"/>
         </w:rPr>
         <w:t xml:space="preserve">; </w:t>
       </w:r>
-      <w:hyperlink r:id="rId88">
-        <w:r>
-          <w:rPr>
-            <w:lang w:val="ru_RU" w:bidi="ru_RU"/>
-          </w:rPr>
-          <w:rPr>
-            <w:color w:val="0000EE"/>
-            <w:u w:val="single"/>
-          </w:rPr>
-          <w:t>26:29</w:t>
-        </w:r>
-      </w:hyperlink>
+      <w:r>
+        <w:rPr>
+          <w:lang w:val="ru_RU" w:bidi="ru_RU"/>
+        </w:rPr>
+        <w:t>26:29</w:t>
+      </w:r>
       <w:r>
         <w:rPr>
           <w:lang w:val="ru_RU" w:bidi="ru_RU"/>
@@ -2116,108 +1594,72 @@
         </w:rPr>
         <w:t>Ученичество. Евангелие от Матфея подчеркивает призыв Иисуса к мужчинам и женщинам креститься, следовать за Ним как ученики, подчиняться Его поучениям (</w:t>
       </w:r>
-      <w:hyperlink r:id="rId73">
-        <w:r>
-          <w:rPr>
-            <w:lang w:val="ru_RU" w:bidi="ru_RU"/>
-          </w:rPr>
-          <w:rPr>
-            <w:color w:val="0000EE"/>
-            <w:u w:val="single"/>
-          </w:rPr>
-          <w:t>28:20</w:t>
-        </w:r>
-      </w:hyperlink>
+      <w:r>
+        <w:rPr>
+          <w:lang w:val="ru_RU" w:bidi="ru_RU"/>
+        </w:rPr>
+        <w:t>28:20</w:t>
+      </w:r>
       <w:r>
         <w:rPr>
           <w:lang w:val="ru_RU" w:bidi="ru_RU"/>
         </w:rPr>
         <w:t>) и наслаждаться общением с Ним. Иисус кратко излагает требования к ученичеству в Своей Нагорной проповеди (</w:t>
       </w:r>
-      <w:hyperlink r:id="rId16">
-        <w:r>
-          <w:rPr>
-            <w:lang w:val="ru_RU" w:bidi="ru_RU"/>
-          </w:rPr>
-          <w:rPr>
-            <w:color w:val="0000EE"/>
-            <w:u w:val="single"/>
-          </w:rPr>
-          <w:t>гл. 5–7</w:t>
-        </w:r>
-      </w:hyperlink>
+      <w:r>
+        <w:rPr>
+          <w:lang w:val="ru_RU" w:bidi="ru_RU"/>
+        </w:rPr>
+        <w:t>гл. 5–7</w:t>
+      </w:r>
       <w:r>
         <w:rPr>
           <w:lang w:val="ru_RU" w:bidi="ru_RU"/>
         </w:rPr>
         <w:t xml:space="preserve">), и эта тема повторяется на протяжении всего Евангелия от Матфея (например, </w:t>
       </w:r>
-      <w:hyperlink r:id="rId26">
-        <w:r>
-          <w:rPr>
-            <w:lang w:val="ru_RU" w:bidi="ru_RU"/>
-          </w:rPr>
-          <w:rPr>
-            <w:color w:val="0000EE"/>
-            <w:u w:val="single"/>
-          </w:rPr>
-          <w:t>10:1–42</w:t>
-        </w:r>
-      </w:hyperlink>
+      <w:r>
+        <w:rPr>
+          <w:lang w:val="ru_RU" w:bidi="ru_RU"/>
+        </w:rPr>
+        <w:t>10:1–42</w:t>
+      </w:r>
       <w:r>
         <w:rPr>
           <w:lang w:val="ru_RU" w:bidi="ru_RU"/>
         </w:rPr>
         <w:t xml:space="preserve">; </w:t>
       </w:r>
-      <w:hyperlink r:id="rId89">
-        <w:r>
-          <w:rPr>
-            <w:lang w:val="ru_RU" w:bidi="ru_RU"/>
-          </w:rPr>
-          <w:rPr>
-            <w:color w:val="0000EE"/>
-            <w:u w:val="single"/>
-          </w:rPr>
-          <w:t>16:24–26</w:t>
-        </w:r>
-      </w:hyperlink>
+      <w:r>
+        <w:rPr>
+          <w:lang w:val="ru_RU" w:bidi="ru_RU"/>
+        </w:rPr>
+        <w:t>16:24–26</w:t>
+      </w:r>
       <w:r>
         <w:rPr>
           <w:lang w:val="ru_RU" w:bidi="ru_RU"/>
         </w:rPr>
         <w:t xml:space="preserve">). Матфей показывает, как ученики преодолевают свои неудачи с помощью Христа (см. </w:t>
       </w:r>
-      <w:hyperlink r:id="rId90">
-        <w:r>
-          <w:rPr>
-            <w:lang w:val="ru_RU" w:bidi="ru_RU"/>
-          </w:rPr>
-          <w:rPr>
-            <w:color w:val="0000EE"/>
-            <w:u w:val="single"/>
-          </w:rPr>
-          <w:t>14:28–33</w:t>
-        </w:r>
-      </w:hyperlink>
+      <w:r>
+        <w:rPr>
+          <w:lang w:val="ru_RU" w:bidi="ru_RU"/>
+        </w:rPr>
+        <w:t>14:28–33</w:t>
+      </w:r>
       <w:r>
         <w:rPr>
           <w:lang w:val="ru_RU" w:bidi="ru_RU"/>
         </w:rPr>
         <w:t xml:space="preserve">; </w:t>
       </w:r>
-      <w:hyperlink r:id="rId91">
-        <w:r>
-          <w:rPr>
-            <w:lang w:val="ru_RU" w:bidi="ru_RU"/>
-          </w:rPr>
-          <w:rPr>
-            <w:color w:val="0000EE"/>
-            <w:u w:val="single"/>
-          </w:rPr>
-          <w:t>16:5–12</w:t>
-        </w:r>
-      </w:hyperlink>
+      <w:r>
+        <w:rPr>
+          <w:lang w:val="ru_RU" w:bidi="ru_RU"/>
+        </w:rPr>
+        <w:t>16:5–12</w:t>
+      </w:r>
       <w:r>
         <w:rPr>
           <w:lang w:val="ru_RU" w:bidi="ru_RU"/>
@@ -2252,54 +1694,36 @@
         </w:rPr>
         <w:t xml:space="preserve">Вселенский масштаб. В книге, написанной в столь ярко выраженном еврейском стиле, удивительно найти такой акцент на включении язычников в спасительную работу Мессии. В этом Евангелии, как ни в каком другом, подчеркивается, что Благая весть предназначена для всех, включая язычников. Такая позиция обусловила разногласия Матфея с еврейской общиной его времени по двум важным вопросам: «Кто такой народ Божий? Какое будущее ждет израильскую нацию?» Повествование о рождении показывает, что Бог спасает язычников, и на протяжении всей книги язычники изображаются положительно. Поскольку Бог всевластен, Мессия – Царь всего творения. Хотя Бог действовал, прежде всего, в израильском народе и через него (см. </w:t>
       </w:r>
-      <w:hyperlink r:id="rId61">
-        <w:r>
-          <w:rPr>
-            <w:lang w:val="ru_RU" w:bidi="ru_RU"/>
-          </w:rPr>
-          <w:rPr>
-            <w:color w:val="0000EE"/>
-            <w:u w:val="single"/>
-          </w:rPr>
-          <w:t>10:5–6</w:t>
-        </w:r>
-      </w:hyperlink>
+      <w:r>
+        <w:rPr>
+          <w:lang w:val="ru_RU" w:bidi="ru_RU"/>
+        </w:rPr>
+        <w:t>10:5–6</w:t>
+      </w:r>
       <w:r>
         <w:rPr>
           <w:lang w:val="ru_RU" w:bidi="ru_RU"/>
         </w:rPr>
         <w:t xml:space="preserve">; </w:t>
       </w:r>
-      <w:hyperlink r:id="rId92">
-        <w:r>
-          <w:rPr>
-            <w:lang w:val="ru_RU" w:bidi="ru_RU"/>
-          </w:rPr>
-          <w:rPr>
-            <w:color w:val="0000EE"/>
-            <w:u w:val="single"/>
-          </w:rPr>
-          <w:t>15:24</w:t>
-        </w:r>
-      </w:hyperlink>
+      <w:r>
+        <w:rPr>
+          <w:lang w:val="ru_RU" w:bidi="ru_RU"/>
+        </w:rPr>
+        <w:t>15:24</w:t>
+      </w:r>
       <w:r>
         <w:rPr>
           <w:lang w:val="ru_RU" w:bidi="ru_RU"/>
         </w:rPr>
         <w:t xml:space="preserve">), начало Царства Небесного распространяет Божью благодать и на другие народы (см. </w:t>
       </w:r>
-      <w:hyperlink r:id="rId93">
-        <w:r>
-          <w:rPr>
-            <w:lang w:val="ru_RU" w:bidi="ru_RU"/>
-          </w:rPr>
-          <w:rPr>
-            <w:color w:val="0000EE"/>
-            <w:u w:val="single"/>
-          </w:rPr>
-          <w:t>28:18–20</w:t>
-        </w:r>
-      </w:hyperlink>
+      <w:r>
+        <w:rPr>
+          <w:lang w:val="ru_RU" w:bidi="ru_RU"/>
+        </w:rPr>
+        <w:t>28:18–20</w:t>
+      </w:r>
       <w:r>
         <w:rPr>
           <w:lang w:val="ru_RU" w:bidi="ru_RU"/>
